--- a/8 - Codigo Fuente/Edelstahl-ERP/Documentacion/Manuales/Manual-de-usuario.docx
+++ b/8 - Codigo Fuente/Edelstahl-ERP/Documentacion/Manuales/Manual-de-usuario.docx
@@ -2202,7 +2202,7 @@
           <w:szCs w:val="22"/>
         </w:rPr>
         <w:drawing>
-          <wp:inline distT="0" distB="0" distL="0" distR="0" wp14:anchorId="14FAB987" wp14:editId="48C36A79">
+          <wp:inline distT="0" distB="0" distL="0" distR="0" wp14:anchorId="14FAB987" wp14:editId="4B3B307D">
             <wp:extent cx="5400040" cy="3096023"/>
             <wp:effectExtent l="0" t="0" r="0" b="9525"/>
             <wp:docPr id="2" name="Picture 2"/>
@@ -2515,7 +2515,7 @@
           <w:szCs w:val="22"/>
         </w:rPr>
         <w:drawing>
-          <wp:inline distT="0" distB="0" distL="0" distR="0" wp14:anchorId="72714748" wp14:editId="4391BB18">
+          <wp:inline distT="0" distB="0" distL="0" distR="0" wp14:anchorId="72714748" wp14:editId="5D601CBC">
             <wp:extent cx="5400040" cy="3096023"/>
             <wp:effectExtent l="0" t="0" r="0" b="9525"/>
             <wp:docPr id="3" name="Picture 3"/>
@@ -2796,6 +2796,7 @@
         <w:rPr>
           <w:rFonts w:ascii="Calibri" w:eastAsia="Times New Roman" w:hAnsi="Calibri" w:cs="Calibri"/>
         </w:rPr>
+        <w:lastRenderedPageBreak/>
         <w:t>2.3.2. Presupuestos (CU02)</w:t>
       </w:r>
     </w:p>
@@ -2817,7 +2818,7 @@
           <w:szCs w:val="22"/>
         </w:rPr>
         <w:drawing>
-          <wp:inline distT="0" distB="0" distL="0" distR="0" wp14:anchorId="6D595BB9" wp14:editId="5C1C450C">
+          <wp:inline distT="0" distB="0" distL="0" distR="0" wp14:anchorId="6D595BB9" wp14:editId="57F49760">
             <wp:extent cx="5400040" cy="3096023"/>
             <wp:effectExtent l="0" t="0" r="0" b="9525"/>
             <wp:docPr id="4" name="Picture 4"/>
@@ -3230,7 +3231,7 @@
           <w:szCs w:val="22"/>
         </w:rPr>
         <w:drawing>
-          <wp:inline distT="0" distB="0" distL="0" distR="0" wp14:anchorId="200EEC8F" wp14:editId="7619F015">
+          <wp:inline distT="0" distB="0" distL="0" distR="0" wp14:anchorId="200EEC8F" wp14:editId="05A64D6A">
             <wp:extent cx="5400040" cy="3080385"/>
             <wp:effectExtent l="0" t="0" r="0" b="5715"/>
             <wp:docPr id="803865746" name="Picture 1"/>
@@ -3666,7 +3667,7 @@
           <w:szCs w:val="22"/>
         </w:rPr>
         <w:drawing>
-          <wp:inline distT="0" distB="0" distL="0" distR="0" wp14:anchorId="3928DEC2" wp14:editId="7B188101">
+          <wp:inline distT="0" distB="0" distL="0" distR="0" wp14:anchorId="3928DEC2" wp14:editId="7BD3C129">
             <wp:extent cx="5400040" cy="3096023"/>
             <wp:effectExtent l="0" t="0" r="0" b="9525"/>
             <wp:docPr id="5" name="Picture 5"/>
@@ -3777,7 +3778,7 @@
           <w:szCs w:val="22"/>
         </w:rPr>
         <w:drawing>
-          <wp:inline distT="0" distB="0" distL="0" distR="0" wp14:anchorId="5A8B8437" wp14:editId="775B0D41">
+          <wp:inline distT="0" distB="0" distL="0" distR="0" wp14:anchorId="5A8B8437" wp14:editId="4399BC25">
             <wp:extent cx="5400040" cy="3080385"/>
             <wp:effectExtent l="0" t="0" r="0" b="5715"/>
             <wp:docPr id="1418971832" name="Picture 2"/>
@@ -4452,7 +4453,7 @@
           <w:szCs w:val="22"/>
         </w:rPr>
         <w:drawing>
-          <wp:inline distT="0" distB="0" distL="0" distR="0" wp14:anchorId="62019777" wp14:editId="6269291C">
+          <wp:inline distT="0" distB="0" distL="0" distR="0" wp14:anchorId="62019777" wp14:editId="3657064E">
             <wp:extent cx="5400040" cy="3096023"/>
             <wp:effectExtent l="0" t="0" r="0" b="9525"/>
             <wp:docPr id="6" name="Picture 6"/>
@@ -4616,7 +4617,7 @@
           <w:szCs w:val="22"/>
         </w:rPr>
         <w:drawing>
-          <wp:inline distT="0" distB="0" distL="0" distR="0" wp14:anchorId="4FA9BB04" wp14:editId="480AD3B9">
+          <wp:inline distT="0" distB="0" distL="0" distR="0" wp14:anchorId="4FA9BB04" wp14:editId="1080C01E">
             <wp:extent cx="5400040" cy="3096023"/>
             <wp:effectExtent l="0" t="0" r="0" b="9525"/>
             <wp:docPr id="7" name="Picture 7"/>
@@ -5422,7 +5423,7 @@
           <w:szCs w:val="22"/>
         </w:rPr>
         <w:drawing>
-          <wp:inline distT="0" distB="0" distL="0" distR="0" wp14:anchorId="29E8740D" wp14:editId="233F2212">
+          <wp:inline distT="0" distB="0" distL="0" distR="0" wp14:anchorId="29E8740D" wp14:editId="0DABBD10">
             <wp:extent cx="5400040" cy="3080385"/>
             <wp:effectExtent l="0" t="0" r="0" b="5715"/>
             <wp:docPr id="1377328711" name="Picture 3"/>
@@ -5571,7 +5572,7 @@
           <w:szCs w:val="22"/>
         </w:rPr>
         <w:drawing>
-          <wp:inline distT="0" distB="0" distL="0" distR="0" wp14:anchorId="2F3DD950" wp14:editId="22654CC7">
+          <wp:inline distT="0" distB="0" distL="0" distR="0" wp14:anchorId="2F3DD950" wp14:editId="358A1747">
             <wp:extent cx="5400040" cy="3080385"/>
             <wp:effectExtent l="0" t="0" r="0" b="5715"/>
             <wp:docPr id="1982756195" name="Picture 5"/>
@@ -5648,7 +5649,7 @@
           <w:szCs w:val="22"/>
         </w:rPr>
         <w:drawing>
-          <wp:inline distT="0" distB="0" distL="0" distR="0" wp14:anchorId="47D248BF" wp14:editId="6970AB37">
+          <wp:inline distT="0" distB="0" distL="0" distR="0" wp14:anchorId="47D248BF" wp14:editId="6D92D88A">
             <wp:extent cx="5400040" cy="3080385"/>
             <wp:effectExtent l="0" t="0" r="0" b="5715"/>
             <wp:docPr id="1838927744" name="Picture 4"/>
@@ -5876,7 +5877,7 @@
           <w:szCs w:val="22"/>
         </w:rPr>
         <w:drawing>
-          <wp:inline distT="0" distB="0" distL="0" distR="0" wp14:anchorId="6C16A1D3" wp14:editId="0E839826">
+          <wp:inline distT="0" distB="0" distL="0" distR="0" wp14:anchorId="6C16A1D3" wp14:editId="3C3F9062">
             <wp:extent cx="5400040" cy="3080385"/>
             <wp:effectExtent l="0" t="0" r="0" b="5715"/>
             <wp:docPr id="689049431" name="Picture 6"/>
@@ -6710,7 +6711,7 @@
           <w:szCs w:val="22"/>
         </w:rPr>
         <w:drawing>
-          <wp:inline distT="0" distB="0" distL="0" distR="0" wp14:anchorId="447B0EFC" wp14:editId="71A62919">
+          <wp:inline distT="0" distB="0" distL="0" distR="0" wp14:anchorId="447B0EFC" wp14:editId="612DFC93">
             <wp:extent cx="5400040" cy="3080385"/>
             <wp:effectExtent l="0" t="0" r="0" b="5715"/>
             <wp:docPr id="508580930" name="Picture 7"/>
@@ -6949,7 +6950,7 @@
           <w:szCs w:val="22"/>
         </w:rPr>
         <w:drawing>
-          <wp:inline distT="0" distB="0" distL="0" distR="0" wp14:anchorId="28D095EC" wp14:editId="5559D0A5">
+          <wp:inline distT="0" distB="0" distL="0" distR="0" wp14:anchorId="28D095EC" wp14:editId="18A0857E">
             <wp:extent cx="5400040" cy="3096023"/>
             <wp:effectExtent l="0" t="0" r="0" b="9525"/>
             <wp:docPr id="12" name="Picture 12"/>
@@ -7040,7 +7041,7 @@
           <w:szCs w:val="22"/>
         </w:rPr>
         <w:drawing>
-          <wp:inline distT="0" distB="0" distL="0" distR="0" wp14:anchorId="4F4BD929" wp14:editId="2B43712F">
+          <wp:inline distT="0" distB="0" distL="0" distR="0" wp14:anchorId="4F4BD929" wp14:editId="40159FCE">
             <wp:extent cx="5400040" cy="3080385"/>
             <wp:effectExtent l="0" t="0" r="0" b="5715"/>
             <wp:docPr id="795974083" name="Picture 8"/>
@@ -7312,7 +7313,7 @@
           <w:szCs w:val="22"/>
         </w:rPr>
         <w:drawing>
-          <wp:inline distT="0" distB="0" distL="0" distR="0" wp14:anchorId="77C3BC85" wp14:editId="2D5B867F">
+          <wp:inline distT="0" distB="0" distL="0" distR="0" wp14:anchorId="77C3BC85" wp14:editId="0EB4906F">
             <wp:extent cx="5400040" cy="3080385"/>
             <wp:effectExtent l="0" t="0" r="0" b="5715"/>
             <wp:docPr id="1623573134" name="Picture 9"/>
@@ -7632,7 +7633,7 @@
           <w:szCs w:val="22"/>
         </w:rPr>
         <w:drawing>
-          <wp:inline distT="0" distB="0" distL="0" distR="0" wp14:anchorId="3C854328" wp14:editId="2C860ADD">
+          <wp:inline distT="0" distB="0" distL="0" distR="0" wp14:anchorId="3C854328" wp14:editId="63996495">
             <wp:extent cx="5400040" cy="3080385"/>
             <wp:effectExtent l="0" t="0" r="0" b="5715"/>
             <wp:docPr id="2146441674" name="Picture 10"/>
@@ -7936,7 +7937,7 @@
           <w:szCs w:val="22"/>
         </w:rPr>
         <w:drawing>
-          <wp:inline distT="0" distB="0" distL="0" distR="0" wp14:anchorId="55A5B2F5" wp14:editId="5C8319EA">
+          <wp:inline distT="0" distB="0" distL="0" distR="0" wp14:anchorId="55A5B2F5" wp14:editId="48BF07C1">
             <wp:extent cx="5400040" cy="3096023"/>
             <wp:effectExtent l="0" t="0" r="0" b="9525"/>
             <wp:docPr id="13" name="Picture 13"/>
@@ -8027,7 +8028,7 @@
           <w:szCs w:val="22"/>
         </w:rPr>
         <w:drawing>
-          <wp:inline distT="0" distB="0" distL="0" distR="0" wp14:anchorId="60B5FCC5" wp14:editId="5F1FA829">
+          <wp:inline distT="0" distB="0" distL="0" distR="0" wp14:anchorId="60B5FCC5" wp14:editId="3B9B1D47">
             <wp:extent cx="5400040" cy="3080385"/>
             <wp:effectExtent l="0" t="0" r="0" b="5715"/>
             <wp:docPr id="922087611" name="Picture 11"/>
@@ -8262,7 +8263,7 @@
           <w:szCs w:val="22"/>
         </w:rPr>
         <w:drawing>
-          <wp:inline distT="0" distB="0" distL="0" distR="0" wp14:anchorId="79ECD8B4" wp14:editId="70FAC334">
+          <wp:inline distT="0" distB="0" distL="0" distR="0" wp14:anchorId="79ECD8B4" wp14:editId="161EEDF2">
             <wp:extent cx="5400040" cy="3080385"/>
             <wp:effectExtent l="0" t="0" r="0" b="5715"/>
             <wp:docPr id="1015674871" name="Picture 12"/>
@@ -8461,7 +8462,7 @@
           <w:szCs w:val="22"/>
         </w:rPr>
         <w:drawing>
-          <wp:inline distT="0" distB="0" distL="0" distR="0" wp14:anchorId="2FE5EC30" wp14:editId="4DE54E54">
+          <wp:inline distT="0" distB="0" distL="0" distR="0" wp14:anchorId="2FE5EC30" wp14:editId="158B2534">
             <wp:extent cx="5400040" cy="3080385"/>
             <wp:effectExtent l="0" t="0" r="0" b="5715"/>
             <wp:docPr id="1398123986" name="Picture 14"/>
@@ -8538,7 +8539,7 @@
           <w:szCs w:val="22"/>
         </w:rPr>
         <w:drawing>
-          <wp:inline distT="0" distB="0" distL="0" distR="0" wp14:anchorId="112522E3" wp14:editId="228E732D">
+          <wp:inline distT="0" distB="0" distL="0" distR="0" wp14:anchorId="112522E3" wp14:editId="2E873F10">
             <wp:extent cx="5400040" cy="3080385"/>
             <wp:effectExtent l="0" t="0" r="0" b="5715"/>
             <wp:docPr id="691481767" name="Picture 13"/>
@@ -8675,7 +8676,7 @@
           <w:szCs w:val="22"/>
         </w:rPr>
         <w:drawing>
-          <wp:inline distT="0" distB="0" distL="0" distR="0" wp14:anchorId="39D4B959" wp14:editId="47FBD104">
+          <wp:inline distT="0" distB="0" distL="0" distR="0" wp14:anchorId="39D4B959" wp14:editId="640BAA0A">
             <wp:extent cx="5400040" cy="3096023"/>
             <wp:effectExtent l="0" t="0" r="0" b="9525"/>
             <wp:docPr id="14" name="Picture 14"/>
@@ -8893,7 +8894,7 @@
           <w:szCs w:val="22"/>
         </w:rPr>
         <w:drawing>
-          <wp:inline distT="0" distB="0" distL="0" distR="0" wp14:anchorId="5CBD8D0F" wp14:editId="71724632">
+          <wp:inline distT="0" distB="0" distL="0" distR="0" wp14:anchorId="5CBD8D0F" wp14:editId="1319E8FB">
             <wp:extent cx="5400040" cy="3080385"/>
             <wp:effectExtent l="0" t="0" r="0" b="5715"/>
             <wp:docPr id="871129653" name="Picture 1"/>
@@ -8963,7 +8964,7 @@
           <w:szCs w:val="22"/>
         </w:rPr>
         <w:drawing>
-          <wp:inline distT="0" distB="0" distL="0" distR="0" wp14:anchorId="507F6F9B" wp14:editId="24873112">
+          <wp:inline distT="0" distB="0" distL="0" distR="0" wp14:anchorId="507F6F9B" wp14:editId="2831A1D3">
             <wp:extent cx="5400040" cy="3096023"/>
             <wp:effectExtent l="0" t="0" r="0" b="9525"/>
             <wp:docPr id="15" name="Picture 15"/>
@@ -9216,16 +9217,7 @@
           <w:sz w:val="22"/>
           <w:szCs w:val="22"/>
         </w:rPr>
-        <w:t>Restablecer contraseña</w:t>
-      </w:r>
-      <w:r>
-        <w:rPr>
-          <w:rFonts w:ascii="Calibri" w:eastAsia="Times New Roman" w:hAnsi="Calibri" w:cs="Calibri"/>
-          <w:color w:val="1C2430"/>
-          <w:sz w:val="22"/>
-          <w:szCs w:val="22"/>
-        </w:rPr>
-        <w:t xml:space="preserve"> le asigna una nueva.</w:t>
+        <w:t>Restablecer contraseña le asigna una contraseña provisoria: al iniciar sesión, el usuario debe elegir una propia para poder entrar.</w:t>
       </w:r>
     </w:p>
     <w:p>
@@ -9381,7 +9373,7 @@
           <w:szCs w:val="22"/>
         </w:rPr>
         <w:drawing>
-          <wp:inline distT="0" distB="0" distL="0" distR="0" wp14:anchorId="6E65D49C" wp14:editId="4A29113D">
+          <wp:inline distT="0" distB="0" distL="0" distR="0" wp14:anchorId="6E65D49C" wp14:editId="55D35A07">
             <wp:extent cx="5400040" cy="3096023"/>
             <wp:effectExtent l="0" t="0" r="0" b="9525"/>
             <wp:docPr id="16" name="Picture 16"/>

--- a/8 - Codigo Fuente/Edelstahl-ERP/Documentacion/Manuales/Manual-de-usuario.docx
+++ b/8 - Codigo Fuente/Edelstahl-ERP/Documentacion/Manuales/Manual-de-usuario.docx
@@ -2202,7 +2202,7 @@
           <w:szCs w:val="22"/>
         </w:rPr>
         <w:drawing>
-          <wp:inline distT="0" distB="0" distL="0" distR="0" wp14:anchorId="14FAB987" wp14:editId="4B3B307D">
+          <wp:inline distT="0" distB="0" distL="0" distR="0" wp14:anchorId="14FAB987" wp14:editId="2391542C">
             <wp:extent cx="5400040" cy="3096023"/>
             <wp:effectExtent l="0" t="0" r="0" b="9525"/>
             <wp:docPr id="2" name="Picture 2"/>
@@ -2515,7 +2515,7 @@
           <w:szCs w:val="22"/>
         </w:rPr>
         <w:drawing>
-          <wp:inline distT="0" distB="0" distL="0" distR="0" wp14:anchorId="72714748" wp14:editId="5D601CBC">
+          <wp:inline distT="0" distB="0" distL="0" distR="0" wp14:anchorId="72714748" wp14:editId="3BA0D17C">
             <wp:extent cx="5400040" cy="3096023"/>
             <wp:effectExtent l="0" t="0" r="0" b="9525"/>
             <wp:docPr id="3" name="Picture 3"/>
@@ -2818,7 +2818,7 @@
           <w:szCs w:val="22"/>
         </w:rPr>
         <w:drawing>
-          <wp:inline distT="0" distB="0" distL="0" distR="0" wp14:anchorId="6D595BB9" wp14:editId="57F49760">
+          <wp:inline distT="0" distB="0" distL="0" distR="0" wp14:anchorId="6D595BB9" wp14:editId="64661782">
             <wp:extent cx="5400040" cy="3096023"/>
             <wp:effectExtent l="0" t="0" r="0" b="9525"/>
             <wp:docPr id="4" name="Picture 4"/>
@@ -3209,6 +3209,7 @@
         <w:rPr>
           <w:rFonts w:ascii="Calibri" w:eastAsia="Times New Roman" w:hAnsi="Calibri" w:cs="Calibri"/>
         </w:rPr>
+        <w:lastRenderedPageBreak/>
         <w:t>2.3.3. Pedidos (CU03 y CU04)</w:t>
       </w:r>
     </w:p>
@@ -3231,7 +3232,7 @@
           <w:szCs w:val="22"/>
         </w:rPr>
         <w:drawing>
-          <wp:inline distT="0" distB="0" distL="0" distR="0" wp14:anchorId="200EEC8F" wp14:editId="05A64D6A">
+          <wp:inline distT="0" distB="0" distL="0" distR="0" wp14:anchorId="200EEC8F" wp14:editId="1CDCF9C1">
             <wp:extent cx="5400040" cy="3080385"/>
             <wp:effectExtent l="0" t="0" r="0" b="5715"/>
             <wp:docPr id="803865746" name="Picture 1"/>
@@ -3646,6 +3647,7 @@
         <w:rPr>
           <w:rFonts w:ascii="Calibri" w:eastAsia="Times New Roman" w:hAnsi="Calibri" w:cs="Calibri"/>
         </w:rPr>
+        <w:lastRenderedPageBreak/>
         <w:t>2.4. Producción</w:t>
       </w:r>
     </w:p>
@@ -3667,7 +3669,7 @@
           <w:szCs w:val="22"/>
         </w:rPr>
         <w:drawing>
-          <wp:inline distT="0" distB="0" distL="0" distR="0" wp14:anchorId="3928DEC2" wp14:editId="7BD3C129">
+          <wp:inline distT="0" distB="0" distL="0" distR="0" wp14:anchorId="3928DEC2" wp14:editId="52C2F926">
             <wp:extent cx="5400040" cy="3096023"/>
             <wp:effectExtent l="0" t="0" r="0" b="9525"/>
             <wp:docPr id="5" name="Picture 5"/>
@@ -3778,7 +3780,7 @@
           <w:szCs w:val="22"/>
         </w:rPr>
         <w:drawing>
-          <wp:inline distT="0" distB="0" distL="0" distR="0" wp14:anchorId="5A8B8437" wp14:editId="4399BC25">
+          <wp:inline distT="0" distB="0" distL="0" distR="0" wp14:anchorId="5A8B8437" wp14:editId="563F3AE3">
             <wp:extent cx="5400040" cy="3080385"/>
             <wp:effectExtent l="0" t="0" r="0" b="5715"/>
             <wp:docPr id="1418971832" name="Picture 2"/>
@@ -4065,6 +4067,7 @@
           <w:sz w:val="22"/>
           <w:szCs w:val="22"/>
         </w:rPr>
+        <w:lastRenderedPageBreak/>
         <w:t>Importante:</w:t>
       </w:r>
       <w:r>
@@ -4453,7 +4456,7 @@
           <w:szCs w:val="22"/>
         </w:rPr>
         <w:drawing>
-          <wp:inline distT="0" distB="0" distL="0" distR="0" wp14:anchorId="62019777" wp14:editId="3657064E">
+          <wp:inline distT="0" distB="0" distL="0" distR="0" wp14:anchorId="62019777" wp14:editId="02BAE065">
             <wp:extent cx="5400040" cy="3096023"/>
             <wp:effectExtent l="0" t="0" r="0" b="9525"/>
             <wp:docPr id="6" name="Picture 6"/>
@@ -4596,6 +4599,7 @@
         <w:rPr>
           <w:rFonts w:ascii="Calibri" w:eastAsia="Times New Roman" w:hAnsi="Calibri" w:cs="Calibri"/>
         </w:rPr>
+        <w:lastRenderedPageBreak/>
         <w:t>2.5.2. Catálogo de productos (CU23 y CU24)</w:t>
       </w:r>
     </w:p>
@@ -4617,7 +4621,7 @@
           <w:szCs w:val="22"/>
         </w:rPr>
         <w:drawing>
-          <wp:inline distT="0" distB="0" distL="0" distR="0" wp14:anchorId="4FA9BB04" wp14:editId="1080C01E">
+          <wp:inline distT="0" distB="0" distL="0" distR="0" wp14:anchorId="4FA9BB04" wp14:editId="0E4EDE82">
             <wp:extent cx="5400040" cy="3096023"/>
             <wp:effectExtent l="0" t="0" r="0" b="9525"/>
             <wp:docPr id="7" name="Picture 7"/>
@@ -5131,6 +5135,7 @@
         <w:rPr>
           <w:rFonts w:ascii="Calibri" w:eastAsia="Times New Roman" w:hAnsi="Calibri" w:cs="Calibri"/>
         </w:rPr>
+        <w:lastRenderedPageBreak/>
         <w:t>2.5.3. Registrar un movimiento (CU10)</w:t>
       </w:r>
     </w:p>
@@ -5401,6 +5406,7 @@
         <w:rPr>
           <w:rFonts w:ascii="Calibri" w:eastAsia="Times New Roman" w:hAnsi="Calibri" w:cs="Calibri"/>
         </w:rPr>
+        <w:lastRenderedPageBreak/>
         <w:t>2.5.4. Reservas (CU09)</w:t>
       </w:r>
     </w:p>
@@ -5423,7 +5429,7 @@
           <w:szCs w:val="22"/>
         </w:rPr>
         <w:drawing>
-          <wp:inline distT="0" distB="0" distL="0" distR="0" wp14:anchorId="29E8740D" wp14:editId="0DABBD10">
+          <wp:inline distT="0" distB="0" distL="0" distR="0" wp14:anchorId="29E8740D" wp14:editId="6A09A013">
             <wp:extent cx="5400040" cy="3080385"/>
             <wp:effectExtent l="0" t="0" r="0" b="5715"/>
             <wp:docPr id="1377328711" name="Picture 3"/>
@@ -5572,7 +5578,7 @@
           <w:szCs w:val="22"/>
         </w:rPr>
         <w:drawing>
-          <wp:inline distT="0" distB="0" distL="0" distR="0" wp14:anchorId="2F3DD950" wp14:editId="358A1747">
+          <wp:inline distT="0" distB="0" distL="0" distR="0" wp14:anchorId="2F3DD950" wp14:editId="075BDBBD">
             <wp:extent cx="5400040" cy="3080385"/>
             <wp:effectExtent l="0" t="0" r="0" b="5715"/>
             <wp:docPr id="1982756195" name="Picture 5"/>
@@ -5648,8 +5654,9 @@
           <w:sz w:val="22"/>
           <w:szCs w:val="22"/>
         </w:rPr>
+        <w:lastRenderedPageBreak/>
         <w:drawing>
-          <wp:inline distT="0" distB="0" distL="0" distR="0" wp14:anchorId="47D248BF" wp14:editId="6D92D88A">
+          <wp:inline distT="0" distB="0" distL="0" distR="0" wp14:anchorId="47D248BF" wp14:editId="4C4B7F34">
             <wp:extent cx="5400040" cy="3080385"/>
             <wp:effectExtent l="0" t="0" r="0" b="5715"/>
             <wp:docPr id="1838927744" name="Picture 4"/>
@@ -5877,7 +5884,7 @@
           <w:szCs w:val="22"/>
         </w:rPr>
         <w:drawing>
-          <wp:inline distT="0" distB="0" distL="0" distR="0" wp14:anchorId="6C16A1D3" wp14:editId="3C3F9062">
+          <wp:inline distT="0" distB="0" distL="0" distR="0" wp14:anchorId="6C16A1D3" wp14:editId="2DC07B6B">
             <wp:extent cx="5400040" cy="3080385"/>
             <wp:effectExtent l="0" t="0" r="0" b="5715"/>
             <wp:docPr id="689049431" name="Picture 6"/>
@@ -6075,6 +6082,7 @@
         <w:rPr>
           <w:rFonts w:ascii="Calibri" w:eastAsia="Times New Roman" w:hAnsi="Calibri" w:cs="Calibri"/>
         </w:rPr>
+        <w:lastRenderedPageBreak/>
         <w:t>2.5.7. Órdenes de compra (CU12)</w:t>
       </w:r>
     </w:p>
@@ -6539,6 +6547,7 @@
           <w:sz w:val="22"/>
           <w:szCs w:val="22"/>
         </w:rPr>
+        <w:lastRenderedPageBreak/>
         <w:drawing>
           <wp:inline distT="0" distB="0" distL="0" distR="0" wp14:anchorId="1F133641" wp14:editId="7E97BB5C">
             <wp:extent cx="5400040" cy="3123894"/>
@@ -6711,7 +6720,7 @@
           <w:szCs w:val="22"/>
         </w:rPr>
         <w:drawing>
-          <wp:inline distT="0" distB="0" distL="0" distR="0" wp14:anchorId="447B0EFC" wp14:editId="612DFC93">
+          <wp:inline distT="0" distB="0" distL="0" distR="0" wp14:anchorId="447B0EFC" wp14:editId="02DE85D2">
             <wp:extent cx="5400040" cy="3080385"/>
             <wp:effectExtent l="0" t="0" r="0" b="5715"/>
             <wp:docPr id="508580930" name="Picture 7"/>
@@ -6929,6 +6938,7 @@
         <w:rPr>
           <w:rFonts w:ascii="Calibri" w:eastAsia="Times New Roman" w:hAnsi="Calibri" w:cs="Calibri"/>
         </w:rPr>
+        <w:lastRenderedPageBreak/>
         <w:t>2.6. Logística y devoluciones</w:t>
       </w:r>
     </w:p>
@@ -6950,7 +6960,7 @@
           <w:szCs w:val="22"/>
         </w:rPr>
         <w:drawing>
-          <wp:inline distT="0" distB="0" distL="0" distR="0" wp14:anchorId="28D095EC" wp14:editId="18A0857E">
+          <wp:inline distT="0" distB="0" distL="0" distR="0" wp14:anchorId="28D095EC" wp14:editId="6E991C45">
             <wp:extent cx="5400040" cy="3096023"/>
             <wp:effectExtent l="0" t="0" r="0" b="9525"/>
             <wp:docPr id="12" name="Picture 12"/>
@@ -7041,7 +7051,7 @@
           <w:szCs w:val="22"/>
         </w:rPr>
         <w:drawing>
-          <wp:inline distT="0" distB="0" distL="0" distR="0" wp14:anchorId="4F4BD929" wp14:editId="40159FCE">
+          <wp:inline distT="0" distB="0" distL="0" distR="0" wp14:anchorId="4F4BD929" wp14:editId="0F91FCBA">
             <wp:extent cx="5400040" cy="3080385"/>
             <wp:effectExtent l="0" t="0" r="0" b="5715"/>
             <wp:docPr id="795974083" name="Picture 8"/>
@@ -7291,6 +7301,7 @@
         <w:rPr>
           <w:rFonts w:ascii="Calibri" w:eastAsia="Times New Roman" w:hAnsi="Calibri" w:cs="Calibri"/>
         </w:rPr>
+        <w:lastRenderedPageBreak/>
         <w:t>2.6.2. Hojas de ruta y entregas (CU18 y CU19)</w:t>
       </w:r>
     </w:p>
@@ -7313,7 +7324,7 @@
           <w:szCs w:val="22"/>
         </w:rPr>
         <w:drawing>
-          <wp:inline distT="0" distB="0" distL="0" distR="0" wp14:anchorId="77C3BC85" wp14:editId="0EB4906F">
+          <wp:inline distT="0" distB="0" distL="0" distR="0" wp14:anchorId="77C3BC85" wp14:editId="44F53F80">
             <wp:extent cx="5400040" cy="3080385"/>
             <wp:effectExtent l="0" t="0" r="0" b="5715"/>
             <wp:docPr id="1623573134" name="Picture 9"/>
@@ -7611,6 +7622,7 @@
         <w:rPr>
           <w:rFonts w:ascii="Calibri" w:eastAsia="Times New Roman" w:hAnsi="Calibri" w:cs="Calibri"/>
         </w:rPr>
+        <w:lastRenderedPageBreak/>
         <w:t>2.6.3. Devoluciones y nota de crédito (CU20, CU21 y CU22)</w:t>
       </w:r>
     </w:p>
@@ -7633,7 +7645,7 @@
           <w:szCs w:val="22"/>
         </w:rPr>
         <w:drawing>
-          <wp:inline distT="0" distB="0" distL="0" distR="0" wp14:anchorId="3C854328" wp14:editId="63996495">
+          <wp:inline distT="0" distB="0" distL="0" distR="0" wp14:anchorId="3C854328" wp14:editId="36931E11">
             <wp:extent cx="5400040" cy="3080385"/>
             <wp:effectExtent l="0" t="0" r="0" b="5715"/>
             <wp:docPr id="2146441674" name="Picture 10"/>
@@ -7937,7 +7949,7 @@
           <w:szCs w:val="22"/>
         </w:rPr>
         <w:drawing>
-          <wp:inline distT="0" distB="0" distL="0" distR="0" wp14:anchorId="55A5B2F5" wp14:editId="48BF07C1">
+          <wp:inline distT="0" distB="0" distL="0" distR="0" wp14:anchorId="55A5B2F5" wp14:editId="0DDEC75E">
             <wp:extent cx="5400040" cy="3096023"/>
             <wp:effectExtent l="0" t="0" r="0" b="9525"/>
             <wp:docPr id="13" name="Picture 13"/>
@@ -8006,6 +8018,7 @@
         <w:rPr>
           <w:rFonts w:ascii="Calibri" w:eastAsia="Times New Roman" w:hAnsi="Calibri" w:cs="Calibri"/>
         </w:rPr>
+        <w:lastRenderedPageBreak/>
         <w:t>2.7.1. Facturas y cobros (CU14 y CU15)</w:t>
       </w:r>
     </w:p>
@@ -8028,7 +8041,7 @@
           <w:szCs w:val="22"/>
         </w:rPr>
         <w:drawing>
-          <wp:inline distT="0" distB="0" distL="0" distR="0" wp14:anchorId="60B5FCC5" wp14:editId="3B9B1D47">
+          <wp:inline distT="0" distB="0" distL="0" distR="0" wp14:anchorId="60B5FCC5" wp14:editId="193B2A9F">
             <wp:extent cx="5400040" cy="3080385"/>
             <wp:effectExtent l="0" t="0" r="0" b="5715"/>
             <wp:docPr id="922087611" name="Picture 11"/>
@@ -8263,7 +8276,7 @@
           <w:szCs w:val="22"/>
         </w:rPr>
         <w:drawing>
-          <wp:inline distT="0" distB="0" distL="0" distR="0" wp14:anchorId="79ECD8B4" wp14:editId="161EEDF2">
+          <wp:inline distT="0" distB="0" distL="0" distR="0" wp14:anchorId="79ECD8B4" wp14:editId="4BB927DD">
             <wp:extent cx="5400040" cy="3080385"/>
             <wp:effectExtent l="0" t="0" r="0" b="5715"/>
             <wp:docPr id="1015674871" name="Picture 12"/>
@@ -8337,6 +8350,7 @@
           <w:sz w:val="22"/>
           <w:szCs w:val="22"/>
         </w:rPr>
+        <w:lastRenderedPageBreak/>
         <w:t xml:space="preserve">En </w:t>
       </w:r>
       <w:r>
@@ -8462,7 +8476,7 @@
           <w:szCs w:val="22"/>
         </w:rPr>
         <w:drawing>
-          <wp:inline distT="0" distB="0" distL="0" distR="0" wp14:anchorId="2FE5EC30" wp14:editId="158B2534">
+          <wp:inline distT="0" distB="0" distL="0" distR="0" wp14:anchorId="2FE5EC30" wp14:editId="6B9B9BE9">
             <wp:extent cx="5400040" cy="3080385"/>
             <wp:effectExtent l="0" t="0" r="0" b="5715"/>
             <wp:docPr id="1398123986" name="Picture 14"/>
@@ -8539,7 +8553,7 @@
           <w:szCs w:val="22"/>
         </w:rPr>
         <w:drawing>
-          <wp:inline distT="0" distB="0" distL="0" distR="0" wp14:anchorId="112522E3" wp14:editId="2E873F10">
+          <wp:inline distT="0" distB="0" distL="0" distR="0" wp14:anchorId="112522E3" wp14:editId="703CE7F5">
             <wp:extent cx="5400040" cy="3080385"/>
             <wp:effectExtent l="0" t="0" r="0" b="5715"/>
             <wp:docPr id="691481767" name="Picture 13"/>
@@ -8655,6 +8669,7 @@
         <w:rPr>
           <w:rFonts w:ascii="Calibri" w:eastAsia="Times New Roman" w:hAnsi="Calibri" w:cs="Calibri"/>
         </w:rPr>
+        <w:lastRenderedPageBreak/>
         <w:t>2.7.4. Reportes e indicadores (CU34)</w:t>
       </w:r>
     </w:p>
@@ -8676,7 +8691,7 @@
           <w:szCs w:val="22"/>
         </w:rPr>
         <w:drawing>
-          <wp:inline distT="0" distB="0" distL="0" distR="0" wp14:anchorId="39D4B959" wp14:editId="640BAA0A">
+          <wp:inline distT="0" distB="0" distL="0" distR="0" wp14:anchorId="39D4B959" wp14:editId="6885CE01">
             <wp:extent cx="5400040" cy="3096023"/>
             <wp:effectExtent l="0" t="0" r="0" b="9525"/>
             <wp:docPr id="14" name="Picture 14"/>
@@ -8859,6 +8874,7 @@
         <w:rPr>
           <w:rFonts w:ascii="Calibri" w:eastAsia="Times New Roman" w:hAnsi="Calibri" w:cs="Calibri"/>
         </w:rPr>
+        <w:lastRenderedPageBreak/>
         <w:t>2.8. Administración</w:t>
       </w:r>
     </w:p>
@@ -8894,7 +8910,7 @@
           <w:szCs w:val="22"/>
         </w:rPr>
         <w:drawing>
-          <wp:inline distT="0" distB="0" distL="0" distR="0" wp14:anchorId="5CBD8D0F" wp14:editId="1319E8FB">
+          <wp:inline distT="0" distB="0" distL="0" distR="0" wp14:anchorId="5CBD8D0F" wp14:editId="4D239130">
             <wp:extent cx="5400040" cy="3080385"/>
             <wp:effectExtent l="0" t="0" r="0" b="5715"/>
             <wp:docPr id="871129653" name="Picture 1"/>
@@ -8964,7 +8980,7 @@
           <w:szCs w:val="22"/>
         </w:rPr>
         <w:drawing>
-          <wp:inline distT="0" distB="0" distL="0" distR="0" wp14:anchorId="507F6F9B" wp14:editId="2831A1D3">
+          <wp:inline distT="0" distB="0" distL="0" distR="0" wp14:anchorId="507F6F9B" wp14:editId="5A9CD1A5">
             <wp:extent cx="5400040" cy="3096023"/>
             <wp:effectExtent l="0" t="0" r="0" b="9525"/>
             <wp:docPr id="15" name="Picture 15"/>
@@ -9217,7 +9233,30 @@
           <w:sz w:val="22"/>
           <w:szCs w:val="22"/>
         </w:rPr>
-        <w:t>Restablecer contraseña le asigna una contraseña provisoria: al iniciar sesión, el usuario debe elegir una propia para poder entrar.</w:t>
+        <w:t xml:space="preserve">Si un usuario olvidó su contraseña, en la pantalla de inicio de sesión puede tocar “Forgot your password?” para ver qué hacer. Restablecer contraseña le asigna </w:t>
+      </w:r>
+      <w:r>
+        <w:rPr>
+          <w:rFonts w:ascii="Calibri" w:eastAsia="Times New Roman" w:hAnsi="Calibri" w:cs="Calibri"/>
+          <w:b/>
+          <w:bCs/>
+          <w:color w:val="1C2430"/>
+          <w:sz w:val="22"/>
+          <w:szCs w:val="22"/>
+        </w:rPr>
+        <w:lastRenderedPageBreak/>
+        <w:t>una contraseña provisoria</w:t>
+      </w:r>
+      <w:r>
+        <w:rPr>
+          <w:rFonts w:ascii="Calibri" w:eastAsia="Times New Roman" w:hAnsi="Calibri" w:cs="Calibri"/>
+          <w:b/>
+          <w:bCs/>
+          <w:color w:val="1C2430"/>
+          <w:sz w:val="22"/>
+          <w:szCs w:val="22"/>
+        </w:rPr>
+        <w:t>: al iniciar sesión, el usuario debe elegir una propia para poder entrar.</w:t>
       </w:r>
     </w:p>
     <w:p>
@@ -9373,7 +9412,7 @@
           <w:szCs w:val="22"/>
         </w:rPr>
         <w:drawing>
-          <wp:inline distT="0" distB="0" distL="0" distR="0" wp14:anchorId="6E65D49C" wp14:editId="55D35A07">
+          <wp:inline distT="0" distB="0" distL="0" distR="0" wp14:anchorId="6E65D49C" wp14:editId="417FB057">
             <wp:extent cx="5400040" cy="3096023"/>
             <wp:effectExtent l="0" t="0" r="0" b="9525"/>
             <wp:docPr id="16" name="Picture 16"/>
@@ -9574,6 +9613,7 @@
           <w:sz w:val="22"/>
           <w:szCs w:val="22"/>
         </w:rPr>
+        <w:lastRenderedPageBreak/>
         <w:t xml:space="preserve">En </w:t>
       </w:r>
       <w:r>

--- a/8 - Codigo Fuente/Edelstahl-ERP/Documentacion/Manuales/Manual-de-usuario.docx
+++ b/8 - Codigo Fuente/Edelstahl-ERP/Documentacion/Manuales/Manual-de-usuario.docx
@@ -2202,7 +2202,7 @@
           <w:szCs w:val="22"/>
         </w:rPr>
         <w:drawing>
-          <wp:inline distT="0" distB="0" distL="0" distR="0" wp14:anchorId="14FAB987" wp14:editId="2391542C">
+          <wp:inline distT="0" distB="0" distL="0" distR="0" wp14:anchorId="14FAB987" wp14:editId="5D229D64">
             <wp:extent cx="5400040" cy="3096023"/>
             <wp:effectExtent l="0" t="0" r="0" b="9525"/>
             <wp:docPr id="2" name="Picture 2"/>
@@ -2515,7 +2515,7 @@
           <w:szCs w:val="22"/>
         </w:rPr>
         <w:drawing>
-          <wp:inline distT="0" distB="0" distL="0" distR="0" wp14:anchorId="72714748" wp14:editId="3BA0D17C">
+          <wp:inline distT="0" distB="0" distL="0" distR="0" wp14:anchorId="72714748" wp14:editId="3D1EAEBF">
             <wp:extent cx="5400040" cy="3096023"/>
             <wp:effectExtent l="0" t="0" r="0" b="9525"/>
             <wp:docPr id="3" name="Picture 3"/>
@@ -2818,7 +2818,7 @@
           <w:szCs w:val="22"/>
         </w:rPr>
         <w:drawing>
-          <wp:inline distT="0" distB="0" distL="0" distR="0" wp14:anchorId="6D595BB9" wp14:editId="64661782">
+          <wp:inline distT="0" distB="0" distL="0" distR="0" wp14:anchorId="6D595BB9" wp14:editId="1FA2A19C">
             <wp:extent cx="5400040" cy="3096023"/>
             <wp:effectExtent l="0" t="0" r="0" b="9525"/>
             <wp:docPr id="4" name="Picture 4"/>
@@ -3232,7 +3232,7 @@
           <w:szCs w:val="22"/>
         </w:rPr>
         <w:drawing>
-          <wp:inline distT="0" distB="0" distL="0" distR="0" wp14:anchorId="200EEC8F" wp14:editId="1CDCF9C1">
+          <wp:inline distT="0" distB="0" distL="0" distR="0" wp14:anchorId="200EEC8F" wp14:editId="0AA2B912">
             <wp:extent cx="5400040" cy="3080385"/>
             <wp:effectExtent l="0" t="0" r="0" b="5715"/>
             <wp:docPr id="803865746" name="Picture 1"/>
@@ -3669,7 +3669,7 @@
           <w:szCs w:val="22"/>
         </w:rPr>
         <w:drawing>
-          <wp:inline distT="0" distB="0" distL="0" distR="0" wp14:anchorId="3928DEC2" wp14:editId="52C2F926">
+          <wp:inline distT="0" distB="0" distL="0" distR="0" wp14:anchorId="3928DEC2" wp14:editId="75103A8A">
             <wp:extent cx="5400040" cy="3096023"/>
             <wp:effectExtent l="0" t="0" r="0" b="9525"/>
             <wp:docPr id="5" name="Picture 5"/>
@@ -3780,7 +3780,7 @@
           <w:szCs w:val="22"/>
         </w:rPr>
         <w:drawing>
-          <wp:inline distT="0" distB="0" distL="0" distR="0" wp14:anchorId="5A8B8437" wp14:editId="563F3AE3">
+          <wp:inline distT="0" distB="0" distL="0" distR="0" wp14:anchorId="5A8B8437" wp14:editId="0FE23B79">
             <wp:extent cx="5400040" cy="3080385"/>
             <wp:effectExtent l="0" t="0" r="0" b="5715"/>
             <wp:docPr id="1418971832" name="Picture 2"/>
@@ -4456,7 +4456,7 @@
           <w:szCs w:val="22"/>
         </w:rPr>
         <w:drawing>
-          <wp:inline distT="0" distB="0" distL="0" distR="0" wp14:anchorId="62019777" wp14:editId="02BAE065">
+          <wp:inline distT="0" distB="0" distL="0" distR="0" wp14:anchorId="62019777" wp14:editId="5E3AC69C">
             <wp:extent cx="5400040" cy="3096023"/>
             <wp:effectExtent l="0" t="0" r="0" b="9525"/>
             <wp:docPr id="6" name="Picture 6"/>
@@ -4621,7 +4621,7 @@
           <w:szCs w:val="22"/>
         </w:rPr>
         <w:drawing>
-          <wp:inline distT="0" distB="0" distL="0" distR="0" wp14:anchorId="4FA9BB04" wp14:editId="0E4EDE82">
+          <wp:inline distT="0" distB="0" distL="0" distR="0" wp14:anchorId="4FA9BB04" wp14:editId="21CD5B78">
             <wp:extent cx="5400040" cy="3096023"/>
             <wp:effectExtent l="0" t="0" r="0" b="9525"/>
             <wp:docPr id="7" name="Picture 7"/>
@@ -5429,7 +5429,7 @@
           <w:szCs w:val="22"/>
         </w:rPr>
         <w:drawing>
-          <wp:inline distT="0" distB="0" distL="0" distR="0" wp14:anchorId="29E8740D" wp14:editId="6A09A013">
+          <wp:inline distT="0" distB="0" distL="0" distR="0" wp14:anchorId="29E8740D" wp14:editId="154C0E4D">
             <wp:extent cx="5400040" cy="3080385"/>
             <wp:effectExtent l="0" t="0" r="0" b="5715"/>
             <wp:docPr id="1377328711" name="Picture 3"/>
@@ -5578,7 +5578,7 @@
           <w:szCs w:val="22"/>
         </w:rPr>
         <w:drawing>
-          <wp:inline distT="0" distB="0" distL="0" distR="0" wp14:anchorId="2F3DD950" wp14:editId="075BDBBD">
+          <wp:inline distT="0" distB="0" distL="0" distR="0" wp14:anchorId="2F3DD950" wp14:editId="43FE7E9C">
             <wp:extent cx="5400040" cy="3080385"/>
             <wp:effectExtent l="0" t="0" r="0" b="5715"/>
             <wp:docPr id="1982756195" name="Picture 5"/>
@@ -5656,7 +5656,7 @@
         </w:rPr>
         <w:lastRenderedPageBreak/>
         <w:drawing>
-          <wp:inline distT="0" distB="0" distL="0" distR="0" wp14:anchorId="47D248BF" wp14:editId="4C4B7F34">
+          <wp:inline distT="0" distB="0" distL="0" distR="0" wp14:anchorId="47D248BF" wp14:editId="39A6830E">
             <wp:extent cx="5400040" cy="3080385"/>
             <wp:effectExtent l="0" t="0" r="0" b="5715"/>
             <wp:docPr id="1838927744" name="Picture 4"/>
@@ -5884,7 +5884,7 @@
           <w:szCs w:val="22"/>
         </w:rPr>
         <w:drawing>
-          <wp:inline distT="0" distB="0" distL="0" distR="0" wp14:anchorId="6C16A1D3" wp14:editId="2DC07B6B">
+          <wp:inline distT="0" distB="0" distL="0" distR="0" wp14:anchorId="6C16A1D3" wp14:editId="3998E56E">
             <wp:extent cx="5400040" cy="3080385"/>
             <wp:effectExtent l="0" t="0" r="0" b="5715"/>
             <wp:docPr id="689049431" name="Picture 6"/>
@@ -6720,7 +6720,7 @@
           <w:szCs w:val="22"/>
         </w:rPr>
         <w:drawing>
-          <wp:inline distT="0" distB="0" distL="0" distR="0" wp14:anchorId="447B0EFC" wp14:editId="02DE85D2">
+          <wp:inline distT="0" distB="0" distL="0" distR="0" wp14:anchorId="447B0EFC" wp14:editId="6169F996">
             <wp:extent cx="5400040" cy="3080385"/>
             <wp:effectExtent l="0" t="0" r="0" b="5715"/>
             <wp:docPr id="508580930" name="Picture 7"/>
@@ -6960,7 +6960,7 @@
           <w:szCs w:val="22"/>
         </w:rPr>
         <w:drawing>
-          <wp:inline distT="0" distB="0" distL="0" distR="0" wp14:anchorId="28D095EC" wp14:editId="6E991C45">
+          <wp:inline distT="0" distB="0" distL="0" distR="0" wp14:anchorId="28D095EC" wp14:editId="0AB1C89E">
             <wp:extent cx="5400040" cy="3096023"/>
             <wp:effectExtent l="0" t="0" r="0" b="9525"/>
             <wp:docPr id="12" name="Picture 12"/>
@@ -7051,7 +7051,7 @@
           <w:szCs w:val="22"/>
         </w:rPr>
         <w:drawing>
-          <wp:inline distT="0" distB="0" distL="0" distR="0" wp14:anchorId="4F4BD929" wp14:editId="0F91FCBA">
+          <wp:inline distT="0" distB="0" distL="0" distR="0" wp14:anchorId="4F4BD929" wp14:editId="761B26F0">
             <wp:extent cx="5400040" cy="3080385"/>
             <wp:effectExtent l="0" t="0" r="0" b="5715"/>
             <wp:docPr id="795974083" name="Picture 8"/>
@@ -7324,7 +7324,7 @@
           <w:szCs w:val="22"/>
         </w:rPr>
         <w:drawing>
-          <wp:inline distT="0" distB="0" distL="0" distR="0" wp14:anchorId="77C3BC85" wp14:editId="44F53F80">
+          <wp:inline distT="0" distB="0" distL="0" distR="0" wp14:anchorId="77C3BC85" wp14:editId="100049C8">
             <wp:extent cx="5400040" cy="3080385"/>
             <wp:effectExtent l="0" t="0" r="0" b="5715"/>
             <wp:docPr id="1623573134" name="Picture 9"/>
@@ -7645,7 +7645,7 @@
           <w:szCs w:val="22"/>
         </w:rPr>
         <w:drawing>
-          <wp:inline distT="0" distB="0" distL="0" distR="0" wp14:anchorId="3C854328" wp14:editId="36931E11">
+          <wp:inline distT="0" distB="0" distL="0" distR="0" wp14:anchorId="3C854328" wp14:editId="6DF5F68C">
             <wp:extent cx="5400040" cy="3080385"/>
             <wp:effectExtent l="0" t="0" r="0" b="5715"/>
             <wp:docPr id="2146441674" name="Picture 10"/>
@@ -7949,7 +7949,7 @@
           <w:szCs w:val="22"/>
         </w:rPr>
         <w:drawing>
-          <wp:inline distT="0" distB="0" distL="0" distR="0" wp14:anchorId="55A5B2F5" wp14:editId="0DDEC75E">
+          <wp:inline distT="0" distB="0" distL="0" distR="0" wp14:anchorId="55A5B2F5" wp14:editId="48472F7F">
             <wp:extent cx="5400040" cy="3096023"/>
             <wp:effectExtent l="0" t="0" r="0" b="9525"/>
             <wp:docPr id="13" name="Picture 13"/>
@@ -8041,7 +8041,7 @@
           <w:szCs w:val="22"/>
         </w:rPr>
         <w:drawing>
-          <wp:inline distT="0" distB="0" distL="0" distR="0" wp14:anchorId="60B5FCC5" wp14:editId="193B2A9F">
+          <wp:inline distT="0" distB="0" distL="0" distR="0" wp14:anchorId="60B5FCC5" wp14:editId="40BA5B23">
             <wp:extent cx="5400040" cy="3080385"/>
             <wp:effectExtent l="0" t="0" r="0" b="5715"/>
             <wp:docPr id="922087611" name="Picture 11"/>
@@ -8276,7 +8276,7 @@
           <w:szCs w:val="22"/>
         </w:rPr>
         <w:drawing>
-          <wp:inline distT="0" distB="0" distL="0" distR="0" wp14:anchorId="79ECD8B4" wp14:editId="4BB927DD">
+          <wp:inline distT="0" distB="0" distL="0" distR="0" wp14:anchorId="79ECD8B4" wp14:editId="27B0B271">
             <wp:extent cx="5400040" cy="3080385"/>
             <wp:effectExtent l="0" t="0" r="0" b="5715"/>
             <wp:docPr id="1015674871" name="Picture 12"/>
@@ -8476,7 +8476,7 @@
           <w:szCs w:val="22"/>
         </w:rPr>
         <w:drawing>
-          <wp:inline distT="0" distB="0" distL="0" distR="0" wp14:anchorId="2FE5EC30" wp14:editId="6B9B9BE9">
+          <wp:inline distT="0" distB="0" distL="0" distR="0" wp14:anchorId="2FE5EC30" wp14:editId="46117B36">
             <wp:extent cx="5400040" cy="3080385"/>
             <wp:effectExtent l="0" t="0" r="0" b="5715"/>
             <wp:docPr id="1398123986" name="Picture 14"/>
@@ -8553,7 +8553,7 @@
           <w:szCs w:val="22"/>
         </w:rPr>
         <w:drawing>
-          <wp:inline distT="0" distB="0" distL="0" distR="0" wp14:anchorId="112522E3" wp14:editId="703CE7F5">
+          <wp:inline distT="0" distB="0" distL="0" distR="0" wp14:anchorId="112522E3" wp14:editId="3C69E8B7">
             <wp:extent cx="5400040" cy="3080385"/>
             <wp:effectExtent l="0" t="0" r="0" b="5715"/>
             <wp:docPr id="691481767" name="Picture 13"/>
@@ -8691,7 +8691,7 @@
           <w:szCs w:val="22"/>
         </w:rPr>
         <w:drawing>
-          <wp:inline distT="0" distB="0" distL="0" distR="0" wp14:anchorId="39D4B959" wp14:editId="6885CE01">
+          <wp:inline distT="0" distB="0" distL="0" distR="0" wp14:anchorId="39D4B959" wp14:editId="68DB3415">
             <wp:extent cx="5400040" cy="3096023"/>
             <wp:effectExtent l="0" t="0" r="0" b="9525"/>
             <wp:docPr id="14" name="Picture 14"/>
@@ -8910,7 +8910,7 @@
           <w:szCs w:val="22"/>
         </w:rPr>
         <w:drawing>
-          <wp:inline distT="0" distB="0" distL="0" distR="0" wp14:anchorId="5CBD8D0F" wp14:editId="4D239130">
+          <wp:inline distT="0" distB="0" distL="0" distR="0" wp14:anchorId="5CBD8D0F" wp14:editId="780B697F">
             <wp:extent cx="5400040" cy="3080385"/>
             <wp:effectExtent l="0" t="0" r="0" b="5715"/>
             <wp:docPr id="871129653" name="Picture 1"/>
@@ -8980,7 +8980,7 @@
           <w:szCs w:val="22"/>
         </w:rPr>
         <w:drawing>
-          <wp:inline distT="0" distB="0" distL="0" distR="0" wp14:anchorId="507F6F9B" wp14:editId="5A9CD1A5">
+          <wp:inline distT="0" distB="0" distL="0" distR="0" wp14:anchorId="507F6F9B" wp14:editId="25C7AB82">
             <wp:extent cx="5400040" cy="3096023"/>
             <wp:effectExtent l="0" t="0" r="0" b="9525"/>
             <wp:docPr id="15" name="Picture 15"/>
@@ -9233,7 +9233,7 @@
           <w:sz w:val="22"/>
           <w:szCs w:val="22"/>
         </w:rPr>
-        <w:t xml:space="preserve">Si un usuario olvidó su contraseña, en la pantalla de inicio de sesión puede tocar “Forgot your password?” para ver qué hacer. Restablecer contraseña le asigna </w:t>
+        <w:t xml:space="preserve">Si un usuario olvidó su contraseña, en la pantalla de inicio de sesión </w:t>
       </w:r>
       <w:r>
         <w:rPr>
@@ -9244,8 +9244,30 @@
           <w:sz w:val="22"/>
           <w:szCs w:val="22"/>
         </w:rPr>
+        <w:t>puede tocar “Recover password” para ver el número de contacto al que llamar.</w:t>
+      </w:r>
+      <w:r>
+        <w:rPr>
+          <w:rFonts w:ascii="Calibri" w:eastAsia="Times New Roman" w:hAnsi="Calibri" w:cs="Calibri"/>
+          <w:b/>
+          <w:bCs/>
+          <w:color w:val="1C2430"/>
+          <w:sz w:val="22"/>
+          <w:szCs w:val="22"/>
+        </w:rPr>
+        <w:t xml:space="preserve"> Restablecer </w:t>
+      </w:r>
+      <w:r>
+        <w:rPr>
+          <w:rFonts w:ascii="Calibri" w:eastAsia="Times New Roman" w:hAnsi="Calibri" w:cs="Calibri"/>
+          <w:b/>
+          <w:bCs/>
+          <w:color w:val="1C2430"/>
+          <w:sz w:val="22"/>
+          <w:szCs w:val="22"/>
+        </w:rPr>
         <w:lastRenderedPageBreak/>
-        <w:t>una contraseña provisoria</w:t>
+        <w:t>contraseña le asigna una contraseña provisoria</w:t>
       </w:r>
       <w:r>
         <w:rPr>
@@ -9412,7 +9434,7 @@
           <w:szCs w:val="22"/>
         </w:rPr>
         <w:drawing>
-          <wp:inline distT="0" distB="0" distL="0" distR="0" wp14:anchorId="6E65D49C" wp14:editId="417FB057">
+          <wp:inline distT="0" distB="0" distL="0" distR="0" wp14:anchorId="6E65D49C" wp14:editId="5ED829C7">
             <wp:extent cx="5400040" cy="3096023"/>
             <wp:effectExtent l="0" t="0" r="0" b="9525"/>
             <wp:docPr id="16" name="Picture 16"/>
